--- a/examples/doc/dfr_eddm.docx
+++ b/examples/doc/dfr_eddm.docx
@@ -2,30 +2,75 @@
 <file path=word/document.xml><?xml version="1.0" encoding="utf-8"?>
 <w:document xmlns:w="http://schemas.openxmlformats.org/wordprocessingml/2006/main" xmlns:m="http://schemas.openxmlformats.org/officeDocument/2006/math" xmlns:r="http://schemas.openxmlformats.org/officeDocument/2006/relationships" xmlns:o="urn:schemas-microsoft-com:office:office" xmlns:v="urn:schemas-microsoft-com:vml" xmlns:w10="urn:schemas-microsoft-com:office:word" xmlns:a="http://schemas.openxmlformats.org/drawingml/2006/main" xmlns:pic="http://schemas.openxmlformats.org/drawingml/2006/picture" xmlns:wp="http://schemas.openxmlformats.org/drawingml/2006/wordprocessingDrawing">
   <w:body>
+    <w:bookmarkStart w:id="27" w:name="eddm-example"/>
     <w:p>
       <w:pPr>
-        <w:pStyle w:val="SourceCode"/>
+        <w:pStyle w:val="Heading1"/>
       </w:pPr>
       <w:r>
-        <w:rPr>
-          <w:rStyle w:val="CommentTok"/>
-        </w:rPr>
-        <w:t xml:space="preserve"># Loading heimdall</w:t>
-      </w:r>
-      <w:r>
-        <w:br/>
-      </w:r>
-      <w:r>
-        <w:rPr>
-          <w:rStyle w:val="FunctionTok"/>
-        </w:rPr>
-        <w:t xml:space="preserve">library</w:t>
-      </w:r>
-      <w:r>
-        <w:rPr>
-          <w:rStyle w:val="NormalTok"/>
-        </w:rPr>
-        <w:t xml:space="preserve">(heimdall)</w:t>
+        <w:t xml:space="preserve">EDDM Example</w:t>
+      </w:r>
+    </w:p>
+    <w:p>
+      <w:pPr>
+        <w:pStyle w:val="FirstParagraph"/>
+      </w:pPr>
+      <w:r>
+        <w:t xml:space="preserve">EDDM extends DDM by monitoring the distance between classification errors instead of only the error rate. This makes it especially useful when</w:t>
+      </w:r>
+      <w:r>
+        <w:t xml:space="preserve"> </w:t>
+      </w:r>
+      <w:r>
+        <w:rPr>
+          <w:b/>
+          <w:bCs/>
+        </w:rPr>
+        <w:t xml:space="preserve">real concept drift</w:t>
+      </w:r>
+      <w:r>
+        <w:t xml:space="preserve"> </w:t>
+      </w:r>
+      <w:r>
+        <w:t xml:space="preserve">is gradual rather than abrupt.</w:t>
+      </w:r>
+    </w:p>
+    <w:p>
+      <w:pPr>
+        <w:pStyle w:val="BodyText"/>
+      </w:pPr>
+      <w:r>
+        <w:t xml:space="preserve">Reference: Baena-Garcia, M., del Campo-Avila, J., Fidalgo, R., Bifet, A., Gavaldà, R., and Morales-Bueno, R. (2006).</w:t>
+      </w:r>
+      <w:r>
+        <w:t xml:space="preserve"> </w:t>
+      </w:r>
+      <w:r>
+        <w:rPr>
+          <w:i/>
+          <w:iCs/>
+        </w:rPr>
+        <w:t xml:space="preserve">Early drift detection method</w:t>
+      </w:r>
+      <w:r>
+        <w:t xml:space="preserve">. Fourth International Workshop on Knowledge Discovery from Data Streams.</w:t>
+      </w:r>
+    </w:p>
+    <w:bookmarkStart w:id="26" w:name="learning-goal"/>
+    <w:p>
+      <w:pPr>
+        <w:pStyle w:val="Heading2"/>
+      </w:pPr>
+      <w:r>
+        <w:t xml:space="preserve">Learning goal</w:t>
+      </w:r>
+    </w:p>
+    <w:p>
+      <w:pPr>
+        <w:pStyle w:val="FirstParagraph"/>
+      </w:pPr>
+      <w:r>
+        <w:t xml:space="preserve">This example is a practical template for users who want to monitor gradual degradation in predictive behavior.</w:t>
       </w:r>
     </w:p>
     <w:p>
@@ -36,58 +81,22 @@
         <w:rPr>
           <w:rStyle w:val="CommentTok"/>
         </w:rPr>
-        <w:t xml:space="preserve"># EDDM example</w:t>
+        <w:t xml:space="preserve"># Load Heimdall and the built-in synthetic stream.</w:t>
       </w:r>
       <w:r>
         <w:br/>
       </w:r>
       <w:r>
         <w:rPr>
-          <w:rStyle w:val="CommentTok"/>
-        </w:rPr>
-        <w:t xml:space="preserve"># EDDM is shown here as a real concept drift detector over a binary error stream.</w:t>
-      </w:r>
-      <w:r>
-        <w:br/>
-      </w:r>
-      <w:r>
-        <w:rPr>
-          <w:rStyle w:val="NormalTok"/>
-        </w:rPr>
-        <w:t xml:space="preserve">seed </w:t>
-      </w:r>
-      <w:r>
-        <w:rPr>
-          <w:rStyle w:val="OtherTok"/>
-        </w:rPr>
-        <w:t xml:space="preserve">&lt;-</w:t>
-      </w:r>
-      <w:r>
-        <w:rPr>
-          <w:rStyle w:val="NormalTok"/>
-        </w:rPr>
-        <w:t xml:space="preserve"> </w:t>
-      </w:r>
-      <w:r>
-        <w:rPr>
-          <w:rStyle w:val="DecValTok"/>
-        </w:rPr>
-        <w:t xml:space="preserve">1</w:t>
-      </w:r>
-      <w:r>
-        <w:br/>
-      </w:r>
-      <w:r>
-        <w:rPr>
           <w:rStyle w:val="FunctionTok"/>
         </w:rPr>
-        <w:t xml:space="preserve">set.seed</w:t>
-      </w:r>
-      <w:r>
-        <w:rPr>
-          <w:rStyle w:val="NormalTok"/>
-        </w:rPr>
-        <w:t xml:space="preserve">(seed)</w:t>
+        <w:t xml:space="preserve">library</w:t>
+      </w:r>
+      <w:r>
+        <w:rPr>
+          <w:rStyle w:val="NormalTok"/>
+        </w:rPr>
+        <w:t xml:space="preserve">(heimdall)</w:t>
       </w:r>
     </w:p>
     <w:p>
@@ -98,133 +107,49 @@
         <w:rPr>
           <w:rStyle w:val="CommentTok"/>
         </w:rPr>
-        <w:t xml:space="preserve"># Load data</w:t>
+        <w:t xml:space="preserve"># Fix the seed so the results are reproducible.</w:t>
       </w:r>
       <w:r>
         <w:br/>
       </w:r>
       <w:r>
+        <w:rPr>
+          <w:rStyle w:val="NormalTok"/>
+        </w:rPr>
+        <w:t xml:space="preserve">seed </w:t>
+      </w:r>
+      <w:r>
+        <w:rPr>
+          <w:rStyle w:val="OtherTok"/>
+        </w:rPr>
+        <w:t xml:space="preserve">&lt;-</w:t>
+      </w:r>
+      <w:r>
+        <w:rPr>
+          <w:rStyle w:val="NormalTok"/>
+        </w:rPr>
+        <w:t xml:space="preserve"> </w:t>
+      </w:r>
+      <w:r>
+        <w:rPr>
+          <w:rStyle w:val="DecValTok"/>
+        </w:rPr>
+        <w:t xml:space="preserve">1</w:t>
+      </w:r>
+      <w:r>
         <w:br/>
       </w:r>
       <w:r>
         <w:rPr>
           <w:rStyle w:val="FunctionTok"/>
         </w:rPr>
-        <w:t xml:space="preserve">data</w:t>
-      </w:r>
-      <w:r>
-        <w:rPr>
-          <w:rStyle w:val="NormalTok"/>
-        </w:rPr>
-        <w:t xml:space="preserve">(st_drift_examples)</w:t>
-      </w:r>
-      <w:r>
-        <w:br/>
-      </w:r>
-      <w:r>
-        <w:rPr>
-          <w:rStyle w:val="NormalTok"/>
-        </w:rPr>
-        <w:t xml:space="preserve">data </w:t>
-      </w:r>
-      <w:r>
-        <w:rPr>
-          <w:rStyle w:val="OtherTok"/>
-        </w:rPr>
-        <w:t xml:space="preserve">&lt;-</w:t>
-      </w:r>
-      <w:r>
-        <w:rPr>
-          <w:rStyle w:val="NormalTok"/>
-        </w:rPr>
-        <w:t xml:space="preserve"> st_drift_examples</w:t>
-      </w:r>
-      <w:r>
-        <w:rPr>
-          <w:rStyle w:val="SpecialCharTok"/>
-        </w:rPr>
-        <w:t xml:space="preserve">$</w:t>
-      </w:r>
-      <w:r>
-        <w:rPr>
-          <w:rStyle w:val="NormalTok"/>
-        </w:rPr>
-        <w:t xml:space="preserve">univariate</w:t>
-      </w:r>
-      <w:r>
-        <w:br/>
-      </w:r>
-      <w:r>
-        <w:rPr>
-          <w:rStyle w:val="NormalTok"/>
-        </w:rPr>
-        <w:t xml:space="preserve">data</w:t>
-      </w:r>
-      <w:r>
-        <w:rPr>
-          <w:rStyle w:val="SpecialCharTok"/>
-        </w:rPr>
-        <w:t xml:space="preserve">$</w:t>
-      </w:r>
-      <w:r>
-        <w:rPr>
-          <w:rStyle w:val="NormalTok"/>
-        </w:rPr>
-        <w:t xml:space="preserve">prediction </w:t>
-      </w:r>
-      <w:r>
-        <w:rPr>
-          <w:rStyle w:val="OtherTok"/>
-        </w:rPr>
-        <w:t xml:space="preserve">&lt;-</w:t>
-      </w:r>
-      <w:r>
-        <w:rPr>
-          <w:rStyle w:val="NormalTok"/>
-        </w:rPr>
-        <w:t xml:space="preserve"> st_drift_examples</w:t>
-      </w:r>
-      <w:r>
-        <w:rPr>
-          <w:rStyle w:val="SpecialCharTok"/>
-        </w:rPr>
-        <w:t xml:space="preserve">$</w:t>
-      </w:r>
-      <w:r>
-        <w:rPr>
-          <w:rStyle w:val="NormalTok"/>
-        </w:rPr>
-        <w:t xml:space="preserve">univariate</w:t>
-      </w:r>
-      <w:r>
-        <w:rPr>
-          <w:rStyle w:val="SpecialCharTok"/>
-        </w:rPr>
-        <w:t xml:space="preserve">$</w:t>
-      </w:r>
-      <w:r>
-        <w:rPr>
-          <w:rStyle w:val="NormalTok"/>
-        </w:rPr>
-        <w:t xml:space="preserve">serie </w:t>
-      </w:r>
-      <w:r>
-        <w:rPr>
-          <w:rStyle w:val="SpecialCharTok"/>
-        </w:rPr>
-        <w:t xml:space="preserve">&gt;</w:t>
-      </w:r>
-      <w:r>
-        <w:rPr>
-          <w:rStyle w:val="NormalTok"/>
-        </w:rPr>
-        <w:t xml:space="preserve"> </w:t>
-      </w:r>
-      <w:r>
-        <w:rPr>
-          <w:rStyle w:val="DecValTok"/>
-        </w:rPr>
-        <w:t xml:space="preserve">4</w:t>
+        <w:t xml:space="preserve">set.seed</w:t>
+      </w:r>
+      <w:r>
+        <w:rPr>
+          <w:rStyle w:val="NormalTok"/>
+        </w:rPr>
+        <w:t xml:space="preserve">(seed)</w:t>
       </w:r>
     </w:p>
     <w:p>
@@ -235,10 +160,141 @@
         <w:rPr>
           <w:rStyle w:val="CommentTok"/>
         </w:rPr>
-        <w:t xml:space="preserve"># Plot binary error stream</w:t>
+        <w:t xml:space="preserve"># Load the stream and derive the binary monitored signal.</w:t>
       </w:r>
       <w:r>
         <w:br/>
+      </w:r>
+      <w:r>
+        <w:rPr>
+          <w:rStyle w:val="FunctionTok"/>
+        </w:rPr>
+        <w:t xml:space="preserve">data</w:t>
+      </w:r>
+      <w:r>
+        <w:rPr>
+          <w:rStyle w:val="NormalTok"/>
+        </w:rPr>
+        <w:t xml:space="preserve">(st_drift_examples)</w:t>
+      </w:r>
+      <w:r>
+        <w:br/>
+      </w:r>
+      <w:r>
+        <w:rPr>
+          <w:rStyle w:val="NormalTok"/>
+        </w:rPr>
+        <w:t xml:space="preserve">data </w:t>
+      </w:r>
+      <w:r>
+        <w:rPr>
+          <w:rStyle w:val="OtherTok"/>
+        </w:rPr>
+        <w:t xml:space="preserve">&lt;-</w:t>
+      </w:r>
+      <w:r>
+        <w:rPr>
+          <w:rStyle w:val="NormalTok"/>
+        </w:rPr>
+        <w:t xml:space="preserve"> st_drift_examples</w:t>
+      </w:r>
+      <w:r>
+        <w:rPr>
+          <w:rStyle w:val="SpecialCharTok"/>
+        </w:rPr>
+        <w:t xml:space="preserve">$</w:t>
+      </w:r>
+      <w:r>
+        <w:rPr>
+          <w:rStyle w:val="NormalTok"/>
+        </w:rPr>
+        <w:t xml:space="preserve">univariate</w:t>
+      </w:r>
+      <w:r>
+        <w:br/>
+      </w:r>
+      <w:r>
+        <w:rPr>
+          <w:rStyle w:val="NormalTok"/>
+        </w:rPr>
+        <w:t xml:space="preserve">data</w:t>
+      </w:r>
+      <w:r>
+        <w:rPr>
+          <w:rStyle w:val="SpecialCharTok"/>
+        </w:rPr>
+        <w:t xml:space="preserve">$</w:t>
+      </w:r>
+      <w:r>
+        <w:rPr>
+          <w:rStyle w:val="NormalTok"/>
+        </w:rPr>
+        <w:t xml:space="preserve">prediction </w:t>
+      </w:r>
+      <w:r>
+        <w:rPr>
+          <w:rStyle w:val="OtherTok"/>
+        </w:rPr>
+        <w:t xml:space="preserve">&lt;-</w:t>
+      </w:r>
+      <w:r>
+        <w:rPr>
+          <w:rStyle w:val="NormalTok"/>
+        </w:rPr>
+        <w:t xml:space="preserve"> st_drift_examples</w:t>
+      </w:r>
+      <w:r>
+        <w:rPr>
+          <w:rStyle w:val="SpecialCharTok"/>
+        </w:rPr>
+        <w:t xml:space="preserve">$</w:t>
+      </w:r>
+      <w:r>
+        <w:rPr>
+          <w:rStyle w:val="NormalTok"/>
+        </w:rPr>
+        <w:t xml:space="preserve">univariate</w:t>
+      </w:r>
+      <w:r>
+        <w:rPr>
+          <w:rStyle w:val="SpecialCharTok"/>
+        </w:rPr>
+        <w:t xml:space="preserve">$</w:t>
+      </w:r>
+      <w:r>
+        <w:rPr>
+          <w:rStyle w:val="NormalTok"/>
+        </w:rPr>
+        <w:t xml:space="preserve">serie </w:t>
+      </w:r>
+      <w:r>
+        <w:rPr>
+          <w:rStyle w:val="SpecialCharTok"/>
+        </w:rPr>
+        <w:t xml:space="preserve">&gt;</w:t>
+      </w:r>
+      <w:r>
+        <w:rPr>
+          <w:rStyle w:val="NormalTok"/>
+        </w:rPr>
+        <w:t xml:space="preserve"> </w:t>
+      </w:r>
+      <w:r>
+        <w:rPr>
+          <w:rStyle w:val="DecValTok"/>
+        </w:rPr>
+        <w:t xml:space="preserve">4</w:t>
+      </w:r>
+    </w:p>
+    <w:p>
+      <w:pPr>
+        <w:pStyle w:val="SourceCode"/>
+      </w:pPr>
+      <w:r>
+        <w:rPr>
+          <w:rStyle w:val="CommentTok"/>
+        </w:rPr>
+        <w:t xml:space="preserve"># Visualize the binary stream that EDDM will monitor.</w:t>
       </w:r>
       <w:r>
         <w:br/>
@@ -365,10 +421,7 @@
         <w:rPr>
           <w:rStyle w:val="CommentTok"/>
         </w:rPr>
-        <w:t xml:space="preserve"># Instantiate model</w:t>
-      </w:r>
-      <w:r>
-        <w:br/>
+        <w:t xml:space="preserve"># Instantiate the EDDM detector.</w:t>
       </w:r>
       <w:r>
         <w:br/>
@@ -412,10 +465,7 @@
         <w:rPr>
           <w:rStyle w:val="CommentTok"/>
         </w:rPr>
-        <w:t xml:space="preserve"># Detection</w:t>
-      </w:r>
-      <w:r>
-        <w:br/>
+        <w:t xml:space="preserve"># Process the stream sequentially and store each detected alarm.</w:t>
       </w:r>
       <w:r>
         <w:br/>
@@ -900,10 +950,7 @@
         <w:rPr>
           <w:rStyle w:val="CommentTok"/>
         </w:rPr>
-        <w:t xml:space="preserve"># Detected drifts</w:t>
-      </w:r>
-      <w:r>
-        <w:br/>
+        <w:t xml:space="preserve"># Print the drift alarms returned by EDDM.</w:t>
       </w:r>
       <w:r>
         <w:br/>
@@ -979,10 +1026,7 @@
         <w:rPr>
           <w:rStyle w:val="CommentTok"/>
         </w:rPr>
-        <w:t xml:space="preserve"># Plot drifts over the original signal</w:t>
-      </w:r>
-      <w:r>
-        <w:br/>
+        <w:t xml:space="preserve"># Show those alarms on top of the original numeric series.</w:t>
       </w:r>
       <w:r>
         <w:br/>
@@ -1254,6 +1298,8 @@
         </w:drawing>
       </w:r>
     </w:p>
+    <w:bookmarkEnd w:id="26"/>
+    <w:bookmarkEnd w:id="27"/>
     <w:sectPr>
       <w:footnotePr>
         <w:numRestart w:val="eachSect"/>
